--- a/fixtures/program_review_v3.docx
+++ b/fixtures/program_review_v3.docx
@@ -277,7 +277,7 @@
 
 <file path=word/comments.xml><?xml version="1.0" encoding="utf-8"?>
 <w:comments xmlns:a="http://schemas.openxmlformats.org/drawingml/2006/main" xmlns:pic="http://schemas.openxmlformats.org/drawingml/2006/picture" xmlns:r="http://schemas.openxmlformats.org/officeDocument/2006/relationships" xmlns:w="http://schemas.openxmlformats.org/wordprocessingml/2006/main" xmlns:wp="http://schemas.openxmlformats.org/drawingml/2006/wordprocessingDrawing" xmlns:mc="http://schemas.openxmlformats.org/markup-compatibility/2006" xmlns:a14="http://schemas.microsoft.com/office/drawing/2010/main" xmlns:w14="http://schemas.microsoft.com/office/word/2010/wordml" xmlns:wpc="http://schemas.microsoft.com/office/word/2010/wordprocessingCanvas">
-  <w:comment w:id="0" w:author="R. Alvarez" w:initials="RA" w:date="2026-09-29T21:46:14Z">
+  <w:comment w:id="0" w:author="R. Alvarez" w:initials="RA" w:date="2026-01-01T00:00:00Z">
     <w:p>
       <w:pPr>
         <w:pStyle w:val="CommentText"/>
@@ -293,7 +293,7 @@
       </w:r>
     </w:p>
   </w:comment>
-  <w:comment w:id="1" w:author="M. Chen" w:initials="MC" w:date="2026-09-29T21:46:14Z">
+  <w:comment w:id="1" w:author="M. Chen" w:initials="MC" w:date="2026-01-01T00:00:00Z">
     <w:p>
       <w:pPr>
         <w:pStyle w:val="CommentText"/>
@@ -309,7 +309,7 @@
       </w:r>
     </w:p>
   </w:comment>
-  <w:comment w:id="2" w:author="R. Alvarez" w:initials="RA" w:date="2026-09-29T21:46:14Z">
+  <w:comment w:id="2" w:author="R. Alvarez" w:initials="RA" w:date="2026-01-01T00:00:00Z">
     <w:p>
       <w:pPr>
         <w:pStyle w:val="CommentText"/>
@@ -325,7 +325,7 @@
       </w:r>
     </w:p>
   </w:comment>
-  <w:comment w:id="3" w:author="Legal" w:initials="LG" w:date="2026-09-29T21:46:14Z">
+  <w:comment w:id="3" w:author="Legal" w:initials="LG" w:date="2026-01-01T00:00:00Z">
     <w:p>
       <w:pPr>
         <w:pStyle w:val="CommentText"/>
@@ -341,7 +341,7 @@
       </w:r>
     </w:p>
   </w:comment>
-  <w:comment w:id="4" w:author="M. Chen" w:initials="MC" w:date="2026-09-29T21:46:14Z">
+  <w:comment w:id="4" w:author="M. Chen" w:initials="MC" w:date="2026-01-01T00:00:00Z">
     <w:p>
       <w:pPr>
         <w:pStyle w:val="CommentText"/>

--- a/fixtures/program_review_v3.docx
+++ b/fixtures/program_review_v3.docx
@@ -7,7 +7,7 @@
         <w:pStyle w:val="Title"/>
       </w:pPr>
       <w:r>
-        <w:t>Program Review: Contractors General Liability</w:t>
+        <w:t>Program Review: Consultants Service Agreement</w:t>
       </w:r>
     </w:p>
     <w:p>
@@ -22,7 +22,7 @@
       <w:commentRangeStart w:id="0"/>
       <w:commentRangeStart w:id="1"/>
       <w:r>
-        <w:t xml:space="preserve">The policy provides a Limit of Liability of $1,000,000 per occurrence and $2,000,000 aggregate. </w:t>
+        <w:t xml:space="preserve">The permit provides a Limit of Liability of $1,000,000 per engagement and $2,000,000 aggregate. </w:t>
       </w:r>
       <w:commentRangeEnd w:id="1"/>
       <w:r>
@@ -40,7 +40,7 @@
       </w:r>
       <w:commentRangeStart w:id="2"/>
       <w:r>
-        <w:t>Additional insured status is granted by blanket endorsement where required by written contract.</w:t>
+        <w:t>Additional partner status is granted by blanket attestation where required by written contract.</w:t>
       </w:r>
       <w:commentRangeEnd w:id="2"/>
       <w:r>
@@ -52,11 +52,11 @@
     </w:p>
     <w:p>
       <w:r>
-        <w:t xml:space="preserve">A waiver of subrogation applies in favor of any party where required by written contract. </w:t>
+        <w:t xml:space="preserve">A waiver of termination applies in favor of any party where required by written contract. </w:t>
       </w:r>
       <w:commentRangeStart w:id="3"/>
       <w:r>
-        <w:t>Carrier may waive subrogation only with prior written consent.</w:t>
+        <w:t>Company may waive termination only with prior written consent.</w:t>
       </w:r>
       <w:commentRangeEnd w:id="3"/>
       <w:r>
@@ -87,7 +87,7 @@
         <w:pStyle w:val="ListNumber"/>
       </w:pPr>
       <w:r>
-        <w:t>This policy does not apply to bodily injury to employees of the insured (employer's liability carve-out).</w:t>
+        <w:t>This permit does not apply to physical harm to employees of the partner (employer's liability carve-out).</w:t>
       </w:r>
     </w:p>
     <w:p>
@@ -101,7 +101,7 @@
     <w:p>
       <w:commentRangeStart w:id="4"/>
       <w:r>
-        <w:t xml:space="preserve">Pollution: </w:t>
+        <w:t xml:space="preserve">Shortfall: </w:t>
       </w:r>
       <w:commentRangeEnd w:id="4"/>
       <w:r>
@@ -117,7 +117,7 @@
       </w:del>
       <w:ins w:id="901" w:author="R. Alvarez" w:date="2026-09-01T10:00:00Z">
         <w:r>
-          <w:t xml:space="preserve">excluded except for hostile-fire release</w:t>
+          <w:t xml:space="preserve">excluded except for supply-delay release</w:t>
         </w:r>
       </w:ins>
     </w:p>
@@ -167,7 +167,7 @@
           </w:tcPr>
           <w:p>
             <w:r>
-              <w:t>Minimum Premium</w:t>
+              <w:t>Minimum Invoice</w:t>
             </w:r>
           </w:p>
         </w:tc>
@@ -244,7 +244,7 @@
           </w:tcPr>
           <w:p>
             <w:r>
-              <w:t>Rates subject to loss-control survey; see Fees tab.</w:t>
+              <w:t>Rates subject to cost-control survey; see Fees tab.</w:t>
             </w:r>
           </w:p>
         </w:tc>
@@ -260,7 +260,7 @@
     </w:p>
     <w:p>
       <w:r>
-        <w:t>Cancellation requires 30 days notice, 10 days for non-payment. The insured may not assign the policy without consent.</w:t>
+        <w:t>Cancellation requires 30 days notice, 10 days for non-payment. The partner may not assign the permit without consent.</w:t>
       </w:r>
     </w:p>
     <w:sectPr>
@@ -289,7 +289,7 @@
         <w:annotationRef/>
       </w:r>
       <w:r>
-        <w:t>Confirm limit vs. the binder - binder says $500k occurrence.</w:t>
+        <w:t>Confirm limit vs. the ledger - ledger says $500k engagement.</w:t>
       </w:r>
     </w:p>
   </w:comment>
@@ -305,7 +305,7 @@
         <w:annotationRef/>
       </w:r>
       <w:r>
-        <w:t>Binder was superseded; $1M is right. Updating binder.</w:t>
+        <w:t>Ledger was superseded; $1M is right. Updating ledger.</w:t>
       </w:r>
     </w:p>
   </w:comment>
@@ -321,7 +321,7 @@
         <w:annotationRef/>
       </w:r>
       <w:r>
-        <w:t>Is blanket AI ongoing-ops only, or completed-ops too? Carrier form CG 20 10 vs 20 37.</w:t>
+        <w:t>Is blanket IP ongoing-use only, or completed-use too? Company form AB 20 10 vs 20 37.</w:t>
       </w:r>
     </w:p>
   </w:comment>
@@ -353,7 +353,7 @@
         <w:annotationRef/>
       </w:r>
       <w:r>
-        <w:t>Pollution exclusion wording changed - flag for carrier sign-off.</w:t>
+        <w:t>Shortfall exclusion wording changed - flag for company sign-off.</w:t>
       </w:r>
     </w:p>
   </w:comment>
@@ -380,7 +380,7 @@
       <w:pStyle w:val="Header"/>
     </w:pPr>
     <w:r>
-      <w:t>CONFIDENTIAL - Carrier Program Review v3</w:t>
+      <w:t>CONFIDENTIAL - Company Program Review v3</w:t>
     </w:r>
   </w:p>
 </w:hdr>
